--- a/Tests/OOXMLSwiftTests/Fixtures/mdocx/05-heading-via-style/heading-via-style.normalized.docx
+++ b/Tests/OOXMLSwiftTests/Fixtures/mdocx/05-heading-via-style/heading-via-style.normalized.docx
@@ -7,17 +7,23 @@
         <w:pStyle w:val="Heading1"/>
       </w:pPr>
       <w:r>
-        <w:t xml:space="preserve">Chapter Title</w:t>
+        <w:t>Chapter Title</w:t>
       </w:r>
     </w:p>
     <w:p>
       <w:r>
-        <w:t xml:space="preserve">Body content under the heading.</w:t>
+        <w:t>Body content under the heading.</w:t>
       </w:r>
     </w:p>
-    <w:sectPr>
-      <w:pgSz w:w="12240" w:h="15840"/>
-    </w:sectPr>
+    <w:sectPr/>
   </w:body>
 </w:document>
+</file>
+
+<file path=word/styles.xml><?xml version="1.0" encoding="utf-8"?>
+<w:styles xmlns:w="http://schemas.openxmlformats.org/wordprocessingml/2006/main">
+  <w:style w:type="paragraph" w:styleId="Heading1">
+    <w:name w:val="Heading1"/>
+  </w:style>
+</w:styles>
 </file>